--- a/Angebot_02_06_2026_Herr_Jubel_Thomas.docx
+++ b/Angebot_02_06_2026_Herr_Jubel_Thomas.docx
@@ -196,21 +196,21 @@
               <w:rPr>
                 <w:lang w:val="de-DE"/>
               </w:rPr>
-              <w:t xml:space="preserve">Thomas Jubel</w:t>
+              <w:t>Thomas Jubel</w:t>
             </w:r>
             <w:r>
               <w:rPr>
                 <w:lang w:val="de-DE"/>
               </w:rPr>
               <w:br/>
-              <w:t xml:space="preserve">Kirchenheerweg 154</w:t>
+              <w:t>Kirchenheerweg 154</w:t>
             </w:r>
             <w:r>
               <w:rPr>
                 <w:lang w:val="de-DE"/>
               </w:rPr>
               <w:br/>
-              <w:t xml:space="preserve">21037 Hamburg</w:t>
+              <w:t>21037 Hamburg</w:t>
             </w:r>
           </w:p>
         </w:tc>
@@ -260,22 +260,7 @@
               <w:spacing w:after="120"/>
               <w:rPr>
                 <w:b/>
-              </w:rPr>
-            </w:pPr>
-          </w:p>
-          <w:p>
-            <w:pPr>
-              <w:spacing w:after="120"/>
-              <w:rPr>
-                <w:b/>
-              </w:rPr>
-            </w:pPr>
-          </w:p>
-          <w:p>
-            <w:pPr>
-              <w:spacing w:after="120"/>
-              <w:rPr>
-                <w:b/>
+                <w:lang w:val="de-DE"/>
               </w:rPr>
             </w:pPr>
           </w:p>
@@ -285,12 +270,13 @@
               <w:rPr>
                 <w:rFonts w:ascii="Times New Roman" w:hAnsi="Times New Roman"/>
                 <w:sz w:val="24"/>
-                <w:lang w:eastAsia="en-US"/>
+                <w:lang w:val="de-DE" w:eastAsia="en-US"/>
               </w:rPr>
             </w:pPr>
             <w:r>
               <w:rPr>
                 <w:b/>
+                <w:lang w:val="de-DE"/>
               </w:rPr>
               <w:t>ANGEBOT</w:t>
             </w:r>
@@ -308,7 +294,7 @@
                 <w:b/>
                 <w:lang w:val="de-DE"/>
               </w:rPr>
-              <w:t xml:space="preserve">Sehr geehrter Herr Jubel,</w:t>
+              <w:t>Sehr geehrter Herr Jubel,</w:t>
             </w:r>
           </w:p>
           <w:p>
@@ -325,6 +311,22 @@
                 <w:lang w:val="de-DE"/>
               </w:rPr>
               <w:t>vielen Dank, für Ihre Anfrage .Wir unterbreiten Ihnen hiermit folgendes Angebot:</w:t>
+            </w:r>
+          </w:p>
+          <w:p>
+            <w:pPr>
+              <w:spacing w:after="120"/>
+              <w:rPr>
+                <w:b/>
+                <w:lang w:val="de-DE"/>
+              </w:rPr>
+            </w:pPr>
+            <w:r>
+              <w:rPr>
+                <w:b/>
+                <w:lang w:val="de-DE"/>
+              </w:rPr>
+              <w:t>Sanierung einer beschädigten Mauer</w:t>
             </w:r>
           </w:p>
         </w:tc>
@@ -360,7 +362,7 @@
                 <w:rFonts w:cs="Calibri"/>
                 <w:lang w:val="de-DE"/>
               </w:rPr>
-              <w:t xml:space="preserve">02.06.2026</w:t>
+              <w:t>02.06.2026</w:t>
             </w:r>
           </w:p>
           <w:p>
@@ -472,24 +474,6 @@
                 <w:szCs w:val="14"/>
               </w:rPr>
             </w:pPr>
-            <w:r>
-              <w:rPr>
-                <w:rFonts w:ascii="Arial" w:hAnsi="Arial"/>
-                <w:color w:val="000000"/>
-                <w:sz w:val="14"/>
-                <w:szCs w:val="14"/>
-              </w:rPr>
-              <w:t>Bezeichnung</w:t>
-            </w:r>
-            <w:r>
-              <w:rPr>
-                <w:rFonts w:ascii="Arial" w:hAnsi="Arial"/>
-                <w:color w:val="000000"/>
-                <w:sz w:val="13"/>
-                <w:szCs w:val="13"/>
-              </w:rPr>
-              <w:t xml:space="preserve"> </w:t>
-            </w:r>
           </w:p>
         </w:tc>
         <w:tc>
@@ -606,9 +590,6 @@
             <w:pPr>
               <w:jc w:val="center"/>
             </w:pPr>
-            <w:r>
-              <w:t xml:space="preserve">1</w:t>
-            </w:r>
           </w:p>
         </w:tc>
         <w:tc>
@@ -623,8 +604,16 @@
             <w:vAlign w:val="center"/>
           </w:tcPr>
           <w:p>
-            <w:r>
-              <w:t xml:space="preserve">S anierung einer beschädigten Mauer</w:t>
+            <w:pPr>
+              <w:rPr>
+                <w:lang w:val="de-DE"/>
+              </w:rPr>
+            </w:pPr>
+            <w:r>
+              <w:rPr>
+                <w:lang w:val="de-DE"/>
+              </w:rPr>
+              <w:t>Für die Instandsetzung der beschädigten Mauer werden folgende Materialien benötigt:</w:t>
             </w:r>
           </w:p>
         </w:tc>
@@ -642,10 +631,10 @@
           <w:p>
             <w:pPr>
               <w:jc w:val="center"/>
-            </w:pPr>
-            <w:r>
-              <w:t xml:space="preserve">1</w:t>
-            </w:r>
+              <w:rPr>
+                <w:lang w:val="de-DE"/>
+              </w:rPr>
+            </w:pPr>
           </w:p>
         </w:tc>
         <w:tc>
@@ -663,9 +652,6 @@
             <w:pPr>
               <w:jc w:val="right"/>
             </w:pPr>
-            <w:r>
-              <w:t xml:space="preserve">500.00 €</w:t>
-            </w:r>
           </w:p>
         </w:tc>
         <w:tc>
@@ -684,9 +670,6 @@
               <w:ind w:left="269"/>
               <w:jc w:val="right"/>
             </w:pPr>
-            <w:r>
-              <w:t xml:space="preserve">500.00 €</w:t>
-            </w:r>
           </w:p>
         </w:tc>
       </w:tr>
@@ -710,9 +693,6 @@
             <w:pPr>
               <w:jc w:val="center"/>
             </w:pPr>
-            <w:r>
-              <w:t xml:space="preserve"/>
-            </w:r>
           </w:p>
         </w:tc>
         <w:tc>
@@ -726,7 +706,63 @@
             </w:tcBorders>
             <w:vAlign w:val="center"/>
           </w:tcPr>
-          <w:p/>
+          <w:p>
+            <w:pPr>
+              <w:rPr>
+                <w:lang w:val="de-DE"/>
+              </w:rPr>
+            </w:pPr>
+            <w:r>
+              <w:rPr>
+                <w:lang w:val="de-DE"/>
+              </w:rPr>
+              <w:t>.</w:t>
+            </w:r>
+            <w:r>
+              <w:rPr>
+                <w:lang w:val="de-DE"/>
+              </w:rPr>
+              <w:t>Mauersteine (da durch den Einsturz der Mauer die vorha</w:t>
+            </w:r>
+            <w:r>
+              <w:rPr>
+                <w:lang w:val="de-DE"/>
+              </w:rPr>
+              <w:t>ndenen Steine beschädigt bzw. zerbrochen wurden)</w:t>
+            </w:r>
+          </w:p>
+          <w:p>
+            <w:pPr>
+              <w:rPr>
+                <w:lang w:val="de-DE"/>
+              </w:rPr>
+            </w:pPr>
+            <w:r>
+              <w:rPr>
+                <w:lang w:val="de-DE"/>
+              </w:rPr>
+              <w:t>. Mauer</w:t>
+            </w:r>
+            <w:r>
+              <w:rPr>
+                <w:lang w:val="de-DE"/>
+              </w:rPr>
+              <w:t>beton</w:t>
+            </w:r>
+          </w:p>
+          <w:p>
+            <w:pPr>
+              <w:rPr>
+                <w:lang w:val="de-DE"/>
+              </w:rPr>
+            </w:pPr>
+            <w:r>
+              <w:rPr>
+                <w:lang w:val="de-DE"/>
+              </w:rPr>
+              <w:t>.Putzmörtel</w:t>
+            </w:r>
+          </w:p>
         </w:tc>
         <w:tc>
           <w:tcPr>
@@ -742,6 +778,9 @@
           <w:p>
             <w:pPr>
               <w:jc w:val="center"/>
+              <w:rPr>
+                <w:lang w:val="de-DE"/>
+              </w:rPr>
             </w:pPr>
           </w:p>
         </w:tc>
@@ -759,6 +798,9 @@
           <w:p>
             <w:pPr>
               <w:jc w:val="right"/>
+              <w:rPr>
+                <w:lang w:val="de-DE"/>
+              </w:rPr>
             </w:pPr>
           </w:p>
         </w:tc>
@@ -776,6 +818,9 @@
           <w:p>
             <w:pPr>
               <w:jc w:val="right"/>
+              <w:rPr>
+                <w:lang w:val="de-DE"/>
+              </w:rPr>
             </w:pPr>
           </w:p>
         </w:tc>
@@ -799,6 +844,9 @@
           <w:p>
             <w:pPr>
               <w:jc w:val="right"/>
+              <w:rPr>
+                <w:lang w:val="de-DE"/>
+              </w:rPr>
             </w:pPr>
           </w:p>
         </w:tc>
@@ -815,8 +863,80 @@
           </w:tcPr>
           <w:p>
             <w:pPr>
-              <w:jc w:val="right"/>
-            </w:pPr>
+              <w:rPr>
+                <w:lang w:val="de-DE"/>
+              </w:rPr>
+            </w:pPr>
+            <w:r>
+              <w:rPr>
+                <w:lang w:val="de-DE"/>
+              </w:rPr>
+              <w:t>-------</w:t>
+            </w:r>
+            <w:r>
+              <w:rPr>
+                <w:lang w:val="de-DE"/>
+              </w:rPr>
+              <w:t>Arbeitsumfang</w:t>
+            </w:r>
+            <w:r>
+              <w:rPr>
+                <w:lang w:val="de-DE"/>
+              </w:rPr>
+              <w:t>------</w:t>
+            </w:r>
+          </w:p>
+          <w:p>
+            <w:pPr>
+              <w:rPr>
+                <w:lang w:val="de-DE"/>
+              </w:rPr>
+            </w:pPr>
+            <w:r>
+              <w:rPr>
+                <w:lang w:val="de-DE"/>
+              </w:rPr>
+              <w:t>.Entfernung und Aufbereitung der beschädigten Mauerbereiche</w:t>
+            </w:r>
+          </w:p>
+          <w:p>
+            <w:pPr>
+              <w:rPr>
+                <w:lang w:val="de-DE"/>
+              </w:rPr>
+            </w:pPr>
+            <w:r>
+              <w:rPr>
+                <w:lang w:val="de-DE"/>
+              </w:rPr>
+              <w:t>.Wiederaufbau und Ausbesserung der eingestürzten Mauer</w:t>
+            </w:r>
+          </w:p>
+          <w:p>
+            <w:pPr>
+              <w:rPr>
+                <w:lang w:val="de-DE"/>
+              </w:rPr>
+            </w:pPr>
+            <w:r>
+              <w:rPr>
+                <w:lang w:val="de-DE"/>
+              </w:rPr>
+              <w:t>.Neuverlegung und Ausrichtung der Mauersteine</w:t>
+            </w:r>
+          </w:p>
+          <w:p>
+            <w:pPr>
+              <w:rPr>
+                <w:lang w:val="de-DE"/>
+              </w:rPr>
+            </w:pPr>
+            <w:r>
+              <w:rPr>
+                <w:lang w:val="de-DE"/>
+              </w:rPr>
+              <w:t>.Verputzarbeiten an den reparierten Bereichen</w:t>
+            </w:r>
           </w:p>
         </w:tc>
         <w:tc>
@@ -833,6 +953,9 @@
           <w:p>
             <w:pPr>
               <w:jc w:val="right"/>
+              <w:rPr>
+                <w:lang w:val="de-DE"/>
+              </w:rPr>
             </w:pPr>
           </w:p>
         </w:tc>
@@ -881,7 +1004,7 @@
               <w:jc w:val="right"/>
             </w:pPr>
             <w:r>
-              <w:t xml:space="preserve">500.00 €</w:t>
+              <w:t>500.00 €</w:t>
             </w:r>
           </w:p>
         </w:tc>
@@ -921,8 +1044,46 @@
           </w:tcPr>
           <w:p>
             <w:pPr>
-              <w:jc w:val="right"/>
-            </w:pPr>
+              <w:rPr>
+                <w:lang w:val="de-DE"/>
+              </w:rPr>
+            </w:pPr>
+            <w:r>
+              <w:rPr>
+                <w:lang w:val="de-DE"/>
+              </w:rPr>
+              <w:t>.Reparatur und Wiederbefestigung des</w:t>
+            </w:r>
+            <w:r>
+              <w:rPr>
+                <w:lang w:val="de-DE"/>
+              </w:rPr>
+              <w:t xml:space="preserve"> </w:t>
+            </w:r>
+            <w:r>
+              <w:rPr>
+                <w:lang w:val="de-DE"/>
+              </w:rPr>
+              <w:t xml:space="preserve">beschädigten </w:t>
+            </w:r>
+            <w:r>
+              <w:rPr>
+                <w:lang w:val="de-DE"/>
+              </w:rPr>
+              <w:t xml:space="preserve"> Holzzauns nac</w:t>
+            </w:r>
+            <w:r>
+              <w:rPr>
+                <w:lang w:val="de-DE"/>
+              </w:rPr>
+              <w:t>h Abschluss der Maurerarbeiten</w:t>
+            </w:r>
+            <w:r>
+              <w:rPr>
+                <w:lang w:val="de-DE"/>
+              </w:rPr>
+              <w:t xml:space="preserve"> </w:t>
+            </w:r>
           </w:p>
         </w:tc>
         <w:tc>
@@ -939,6 +1100,9 @@
           <w:p>
             <w:pPr>
               <w:jc w:val="right"/>
+              <w:rPr>
+                <w:lang w:val="de-DE"/>
+              </w:rPr>
             </w:pPr>
           </w:p>
         </w:tc>
@@ -987,7 +1151,7 @@
               <w:jc w:val="right"/>
             </w:pPr>
             <w:r>
-              <w:t xml:space="preserve">95.00 €</w:t>
+              <w:t>95.00 €</w:t>
             </w:r>
           </w:p>
         </w:tc>
@@ -1093,7 +1257,7 @@
               <w:jc w:val="right"/>
             </w:pPr>
             <w:r>
-              <w:t xml:space="preserve">595.00 €</w:t>
+              <w:t>595.00 €</w:t>
             </w:r>
           </w:p>
         </w:tc>
@@ -1103,11 +1267,18 @@
       <w:pPr>
         <w:rPr>
           <w:rFonts w:eastAsia="絡遺羹"/>
-          <w:lang w:val="ru-RU"/>
+          <w:lang w:val="de-DE"/>
         </w:rPr>
       </w:pPr>
       <w:bookmarkStart w:id="2" w:name="_MON_1625914054_Copy_1_Copy_1"/>
       <w:bookmarkEnd w:id="2"/>
+      <w:r>
+        <w:rPr>
+          <w:rFonts w:eastAsia="絡遺羹"/>
+          <w:lang w:val="de-DE"/>
+        </w:rPr>
+        <w:t>Wir hoffen, dass unser Angebot bei Ihnen Anklang findet. Für weitere Fragen stehen wir Ihnen sehr gerne zur Verfügung.</w:t>
+      </w:r>
     </w:p>
     <w:p>
       <w:pPr>
@@ -1116,47 +1287,31 @@
           <w:lang w:val="de-DE"/>
         </w:rPr>
       </w:pPr>
+    </w:p>
+    <w:p>
+      <w:pPr>
+        <w:rPr>
+          <w:rFonts w:eastAsia="絡遺羹"/>
+        </w:rPr>
+      </w:pPr>
       <w:r>
         <w:rPr>
           <w:rFonts w:eastAsia="絡遺羹"/>
-          <w:lang w:val="de-DE"/>
         </w:rPr>
-        <w:lastRenderedPageBreak/>
-        <w:t>Wir hoffen, dass unser Angebot bei Ihnen Anklang findet. Für weitere Fragen stehen wir Ihnen sehr gerne zur Verfügung.</w:t>
+        <w:t>Mit freundlichen Grüße</w:t>
       </w:r>
       <w:r>
         <w:rPr>
           <w:rFonts w:eastAsia="絡遺羹"/>
-          <w:lang w:val="de-DE"/>
         </w:rPr>
-        <w:br/>
+        <w:t>n</w:t>
       </w:r>
     </w:p>
     <w:p>
       <w:pPr>
         <w:rPr>
           <w:rFonts w:eastAsia="絡遺羹"/>
-          <w:lang w:val="ru-RU"/>
-        </w:rPr>
-      </w:pPr>
-      <w:r>
-        <w:rPr>
-          <w:rFonts w:eastAsia="絡遺羹"/>
-        </w:rPr>
-        <w:t xml:space="preserve">Mit </w:t>
-      </w:r>
-      <w:r>
-        <w:rPr>
-          <w:rFonts w:eastAsia="絡遺羹"/>
-        </w:rPr>
-        <w:t xml:space="preserve">freundlichen Grüße </w:t>
-      </w:r>
-    </w:p>
-    <w:p>
-      <w:pPr>
-        <w:rPr>
-          <w:rFonts w:eastAsia="絡遺羹"/>
-          <w:lang w:val="ru-RU"/>
+          <w:lang w:val="de-DE"/>
         </w:rPr>
       </w:pPr>
       <w:r>
@@ -1233,13 +1388,9 @@
       </w:rPr>
     </w:pPr>
     <w:r>
-      <w:rPr>
-        <w:noProof/>
-      </w:rPr>
-    </w:r>
-    <w:r>
       <w:pict w14:anchorId="2F2CCD80">
-        <v:rect id="Shape4" o:spid="_x0000_s2051" style="width:453.5pt;height:1.5pt;visibility:visible;mso-wrap-style:square;mso-left-percent:-10001;mso-top-percent:-10001;mso-position-horizontal:absolute;mso-position-horizontal-relative:char;mso-position-vertical:absolute;mso-position-vertical-relative:line;mso-left-percent:-10001;mso-top-percent:-10001;v-text-anchor:top" o:gfxdata="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" fillcolor="#a0a0a0" stroked="f" strokeweight="0">
+        <v:rect id="Shape4" o:spid="_x0000_s2055" style="width:453.5pt;height:1.5pt;visibility:visible;mso-wrap-style:square;mso-left-percent:-10001;mso-top-percent:-10001;mso-position-horizontal:absolute;mso-position-horizontal-relative:char;mso-position-vertical:absolute;mso-position-vertical-relative:line;mso-left-percent:-10001;mso-top-percent:-10001;v-text-anchor:top" fillcolor="#a0a0a0" stroked="f" strokeweight="0">
+          <w10:wrap type="none"/>
           <w10:anchorlock/>
         </v:rect>
       </w:pict>
@@ -1439,16 +1590,7 @@
         <w:lang w:val="nl-NL"/>
       </w:rPr>
       <w:tab/>
-      <w:t xml:space="preserve">Steuer-Nr.27/103/00992                                                                                          </w:t>
-    </w:r>
-    <w:r>
-      <w:rPr>
-        <w:rFonts w:cs="Calibri"/>
-        <w:b/>
-        <w:sz w:val="16"/>
-        <w:lang w:val="nl-NL"/>
-      </w:rPr>
-      <w:t xml:space="preserve">                                                                                                                                                                                  </w:t>
+      <w:t xml:space="preserve">Steuer-Nr.27/103/00992                                                                                                                                                                                                                                                                            </w:t>
     </w:r>
   </w:p>
   <w:p>
@@ -1471,16 +1613,7 @@
         <w:sz w:val="16"/>
         <w:lang w:val="nl-NL"/>
       </w:rPr>
-      <w:t xml:space="preserve">                                                                             </w:t>
-    </w:r>
-    <w:r>
-      <w:rPr>
-        <w:rFonts w:cs="Calibri"/>
-        <w:b/>
-        <w:sz w:val="16"/>
-        <w:lang w:val="nl-NL"/>
-      </w:rPr>
-      <w:t xml:space="preserve">                                                                </w:t>
+      <w:t xml:space="preserve">                                                                                                                                             </w:t>
     </w:r>
     <w:r>
       <w:rPr>
@@ -1559,16 +1692,7 @@
         <w:lang w:val="nl-NL"/>
       </w:rPr>
       <w:tab/>
-      <w:t xml:space="preserve">Deutsche Bank          </w:t>
-    </w:r>
-    <w:r>
-      <w:rPr>
-        <w:rFonts w:cs="Calibri"/>
-        <w:b/>
-        <w:sz w:val="16"/>
-        <w:lang w:val="nl-NL"/>
-      </w:rPr>
-      <w:t xml:space="preserve">                                                                                                                                                                      </w:t>
+      <w:t xml:space="preserve">Deutsche Bank                                                                                                                                                                                </w:t>
     </w:r>
   </w:p>
   <w:p>
@@ -1610,16 +1734,7 @@
         <w:lang w:val="nl-NL"/>
       </w:rPr>
       <w:tab/>
-      <w:t xml:space="preserve">Name: Sargis Simonyan                                                                 </w:t>
-    </w:r>
-    <w:r>
-      <w:rPr>
-        <w:rFonts w:cs="Calibri"/>
-        <w:b/>
-        <w:sz w:val="16"/>
-        <w:lang w:val="nl-NL"/>
-      </w:rPr>
-      <w:t xml:space="preserve">                                                        </w:t>
+      <w:t xml:space="preserve">Name: Sargis Simonyan                                                                                                                         </w:t>
     </w:r>
   </w:p>
   <w:p>
@@ -1671,16 +1786,7 @@
         <w:lang w:val="nl-NL"/>
       </w:rPr>
       <w:tab/>
-      <w:t xml:space="preserve">IBAN:DE92 4407 0024 0214 6561 05                        </w:t>
-    </w:r>
-    <w:r>
-      <w:rPr>
-        <w:rFonts w:cs="Calibri"/>
-        <w:b/>
-        <w:sz w:val="16"/>
-        <w:lang w:val="nl-NL"/>
-      </w:rPr>
-      <w:t xml:space="preserve">            </w:t>
+      <w:t xml:space="preserve">IBAN:DE92 4407 0024 0214 6561 05                                    </w:t>
     </w:r>
     <w:r>
       <w:rPr>
@@ -1831,7 +1937,7 @@
         <w:noProof/>
       </w:rPr>
       <w:pict w14:anchorId="191BF3BE">
-        <v:rect id="Frame1" o:spid="_x0000_s2054" style="position:absolute;margin-left:-34.2pt;margin-top:294.05pt;width:17pt;height:18.15pt;z-index:-503316476;visibility:visible;mso-wrap-style:square;mso-wrap-distance-left:59.55pt;mso-wrap-distance-top:0;mso-wrap-distance-right:0;mso-wrap-distance-bottom:0;mso-position-horizontal:right;mso-position-horizontal-relative:page;mso-position-vertical:absolute;mso-position-vertical-relative:page;v-text-anchor:top" o:gfxdata="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" o:allowincell="f" filled="f" stroked="f" strokeweight="0">
+        <v:rect id="Frame1" o:spid="_x0000_s2054" style="position:absolute;margin-left:-102.6pt;margin-top:294.05pt;width:17pt;height:18.15pt;z-index:-503316476;visibility:visible;mso-wrap-style:square;mso-wrap-distance-left:59.55pt;mso-wrap-distance-top:0;mso-wrap-distance-right:0;mso-wrap-distance-bottom:0;mso-position-horizontal:right;mso-position-horizontal-relative:page;mso-position-vertical:absolute;mso-position-vertical-relative:page;v-text-anchor:top" o:gfxdata="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" o:allowincell="f" filled="f" stroked="f" strokeweight="0">
           <v:textbox inset="0,0,0,0">
             <w:txbxContent>
               <w:p>
@@ -1860,7 +1966,7 @@
         <w:noProof/>
       </w:rPr>
       <w:pict w14:anchorId="286B3AAB">
-        <v:rect id="Frame2" o:spid="_x0000_s2053" style="position:absolute;margin-left:-34.2pt;margin-top:408.85pt;width:17pt;height:18.15pt;z-index:-503316474;visibility:visible;mso-wrap-style:square;mso-wrap-distance-left:59.55pt;mso-wrap-distance-top:0;mso-wrap-distance-right:0;mso-wrap-distance-bottom:0;mso-position-horizontal:right;mso-position-horizontal-relative:page;mso-position-vertical:absolute;mso-position-vertical-relative:page;v-text-anchor:top" o:gfxdata="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" o:allowincell="f" filled="f" stroked="f" strokeweight="0">
+        <v:rect id="Frame2" o:spid="_x0000_s2053" style="position:absolute;margin-left:-102.6pt;margin-top:408.85pt;width:17pt;height:18.15pt;z-index:-503316474;visibility:visible;mso-wrap-style:square;mso-wrap-distance-left:59.55pt;mso-wrap-distance-top:0;mso-wrap-distance-right:0;mso-wrap-distance-bottom:0;mso-position-horizontal:right;mso-position-horizontal-relative:page;mso-position-vertical:absolute;mso-position-vertical-relative:page;v-text-anchor:top" o:gfxdata="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" o:allowincell="f" filled="f" stroked="f" strokeweight="0">
           <v:textbox inset="0,0,0,0">
             <w:txbxContent>
               <w:p>
